--- a/klagomål/A 3786-2022 FSC-klagomål.docx
+++ b/klagomål/A 3786-2022 FSC-klagomål.docx
@@ -843,7 +843,7 @@
     <w:r>
       <w:tab/>
       <w:tab/>
-      <w:t>2024-12-16</w:t>
+      <w:t>2024-12-17</w:t>
       <w:br/>
       <w:br/>
     </w:r>

--- a/klagomål/A 3786-2022 FSC-klagomål.docx
+++ b/klagomål/A 3786-2022 FSC-klagomål.docx
@@ -843,7 +843,7 @@
     <w:r>
       <w:tab/>
       <w:tab/>
-      <w:t>2024-12-17</w:t>
+      <w:t>2024-12-18</w:t>
       <w:br/>
       <w:br/>
     </w:r>

--- a/klagomål/A 3786-2022 FSC-klagomål.docx
+++ b/klagomål/A 3786-2022 FSC-klagomål.docx
@@ -843,7 +843,7 @@
     <w:r>
       <w:tab/>
       <w:tab/>
-      <w:t>2024-12-18</w:t>
+      <w:t>2024-12-19</w:t>
       <w:br/>
       <w:br/>
     </w:r>

--- a/klagomål/A 3786-2022 FSC-klagomål.docx
+++ b/klagomål/A 3786-2022 FSC-klagomål.docx
@@ -843,7 +843,7 @@
     <w:r>
       <w:tab/>
       <w:tab/>
-      <w:t>2024-12-19</w:t>
+      <w:t>2024-12-20</w:t>
       <w:br/>
       <w:br/>
     </w:r>

--- a/klagomål/A 3786-2022 FSC-klagomål.docx
+++ b/klagomål/A 3786-2022 FSC-klagomål.docx
@@ -843,7 +843,7 @@
     <w:r>
       <w:tab/>
       <w:tab/>
-      <w:t>2024-12-20</w:t>
+      <w:t>2024-12-22</w:t>
       <w:br/>
       <w:br/>
     </w:r>

--- a/klagomål/A 3786-2022 FSC-klagomål.docx
+++ b/klagomål/A 3786-2022 FSC-klagomål.docx
@@ -843,7 +843,7 @@
     <w:r>
       <w:tab/>
       <w:tab/>
-      <w:t>2024-12-22</w:t>
+      <w:t>2024-12-23</w:t>
       <w:br/>
       <w:br/>
     </w:r>

--- a/klagomål/A 3786-2022 FSC-klagomål.docx
+++ b/klagomål/A 3786-2022 FSC-klagomål.docx
@@ -843,7 +843,7 @@
     <w:r>
       <w:tab/>
       <w:tab/>
-      <w:t>2024-12-23</w:t>
+      <w:t>2024-12-24</w:t>
       <w:br/>
       <w:br/>
     </w:r>

--- a/klagomål/A 3786-2022 FSC-klagomål.docx
+++ b/klagomål/A 3786-2022 FSC-klagomål.docx
@@ -843,7 +843,7 @@
     <w:r>
       <w:tab/>
       <w:tab/>
-      <w:t>2024-12-31</w:t>
+      <w:t>2025-01-01</w:t>
       <w:br/>
       <w:br/>
     </w:r>

--- a/klagomål/A 3786-2022 FSC-klagomål.docx
+++ b/klagomål/A 3786-2022 FSC-klagomål.docx
@@ -843,7 +843,7 @@
     <w:r>
       <w:tab/>
       <w:tab/>
-      <w:t>2025-01-01</w:t>
+      <w:t>2025-01-02</w:t>
       <w:br/>
       <w:br/>
     </w:r>

--- a/klagomål/A 3786-2022 FSC-klagomål.docx
+++ b/klagomål/A 3786-2022 FSC-klagomål.docx
@@ -843,7 +843,7 @@
     <w:r>
       <w:tab/>
       <w:tab/>
-      <w:t>2025-01-02</w:t>
+      <w:t>2025-01-03</w:t>
       <w:br/>
       <w:br/>
     </w:r>

--- a/klagomål/A 3786-2022 FSC-klagomål.docx
+++ b/klagomål/A 3786-2022 FSC-klagomål.docx
@@ -843,7 +843,7 @@
     <w:r>
       <w:tab/>
       <w:tab/>
-      <w:t>2025-01-30</w:t>
+      <w:t>2025-01-31</w:t>
       <w:br/>
       <w:br/>
     </w:r>

--- a/klagomål/A 3786-2022 FSC-klagomål.docx
+++ b/klagomål/A 3786-2022 FSC-klagomål.docx
@@ -843,7 +843,7 @@
     <w:r>
       <w:tab/>
       <w:tab/>
-      <w:t>2025-01-31</w:t>
+      <w:t>2025-02-02</w:t>
       <w:br/>
       <w:br/>
     </w:r>

--- a/klagomål/A 3786-2022 FSC-klagomål.docx
+++ b/klagomål/A 3786-2022 FSC-klagomål.docx
@@ -843,7 +843,7 @@
     <w:r>
       <w:tab/>
       <w:tab/>
-      <w:t>2025-02-02</w:t>
+      <w:t>2025-02-03</w:t>
       <w:br/>
       <w:br/>
     </w:r>

--- a/klagomål/A 3786-2022 FSC-klagomål.docx
+++ b/klagomål/A 3786-2022 FSC-klagomål.docx
@@ -843,7 +843,7 @@
     <w:r>
       <w:tab/>
       <w:tab/>
-      <w:t>2025-02-03</w:t>
+      <w:t>2025-02-04</w:t>
       <w:br/>
       <w:br/>
     </w:r>

--- a/klagomål/A 3786-2022 FSC-klagomål.docx
+++ b/klagomål/A 3786-2022 FSC-klagomål.docx
@@ -843,7 +843,7 @@
     <w:r>
       <w:tab/>
       <w:tab/>
-      <w:t>2025-02-04</w:t>
+      <w:t>2025-02-05</w:t>
       <w:br/>
       <w:br/>
     </w:r>

--- a/klagomål/A 3786-2022 FSC-klagomål.docx
+++ b/klagomål/A 3786-2022 FSC-klagomål.docx
@@ -843,7 +843,7 @@
     <w:r>
       <w:tab/>
       <w:tab/>
-      <w:t>2025-02-05</w:t>
+      <w:t>2025-02-06</w:t>
       <w:br/>
       <w:br/>
     </w:r>

--- a/klagomål/A 3786-2022 FSC-klagomål.docx
+++ b/klagomål/A 3786-2022 FSC-klagomål.docx
@@ -843,7 +843,7 @@
     <w:r>
       <w:tab/>
       <w:tab/>
-      <w:t>2025-02-06</w:t>
+      <w:t>2025-02-07</w:t>
       <w:br/>
       <w:br/>
     </w:r>

--- a/klagomål/A 3786-2022 FSC-klagomål.docx
+++ b/klagomål/A 3786-2022 FSC-klagomål.docx
@@ -843,7 +843,7 @@
     <w:r>
       <w:tab/>
       <w:tab/>
-      <w:t>2025-02-07</w:t>
+      <w:t>2025-02-08</w:t>
       <w:br/>
       <w:br/>
     </w:r>

--- a/klagomål/A 3786-2022 FSC-klagomål.docx
+++ b/klagomål/A 3786-2022 FSC-klagomål.docx
@@ -843,7 +843,7 @@
     <w:r>
       <w:tab/>
       <w:tab/>
-      <w:t>2025-02-08</w:t>
+      <w:t>2025-02-09</w:t>
       <w:br/>
       <w:br/>
     </w:r>

--- a/klagomål/A 3786-2022 FSC-klagomål.docx
+++ b/klagomål/A 3786-2022 FSC-klagomål.docx
@@ -843,7 +843,7 @@
     <w:r>
       <w:tab/>
       <w:tab/>
-      <w:t>2025-02-09</w:t>
+      <w:t>2025-02-10</w:t>
       <w:br/>
       <w:br/>
     </w:r>

--- a/klagomål/A 3786-2022 FSC-klagomål.docx
+++ b/klagomål/A 3786-2022 FSC-klagomål.docx
@@ -843,7 +843,7 @@
     <w:r>
       <w:tab/>
       <w:tab/>
-      <w:t>2025-02-10</w:t>
+      <w:t>2025-02-11</w:t>
       <w:br/>
       <w:br/>
     </w:r>

--- a/klagomål/A 3786-2022 FSC-klagomål.docx
+++ b/klagomål/A 3786-2022 FSC-klagomål.docx
@@ -843,7 +843,7 @@
     <w:r>
       <w:tab/>
       <w:tab/>
-      <w:t>2025-02-11</w:t>
+      <w:t>2025-02-12</w:t>
       <w:br/>
       <w:br/>
     </w:r>

--- a/klagomål/A 3786-2022 FSC-klagomål.docx
+++ b/klagomål/A 3786-2022 FSC-klagomål.docx
@@ -843,7 +843,7 @@
     <w:r>
       <w:tab/>
       <w:tab/>
-      <w:t>2025-02-12</w:t>
+      <w:t>2025-02-13</w:t>
       <w:br/>
       <w:br/>
     </w:r>

--- a/klagomål/A 3786-2022 FSC-klagomål.docx
+++ b/klagomål/A 3786-2022 FSC-klagomål.docx
@@ -843,7 +843,7 @@
     <w:r>
       <w:tab/>
       <w:tab/>
-      <w:t>2025-02-13</w:t>
+      <w:t>2025-02-14</w:t>
       <w:br/>
       <w:br/>
     </w:r>

--- a/klagomål/A 3786-2022 FSC-klagomål.docx
+++ b/klagomål/A 3786-2022 FSC-klagomål.docx
@@ -843,7 +843,7 @@
     <w:r>
       <w:tab/>
       <w:tab/>
-      <w:t>2025-02-14</w:t>
+      <w:t>2025-02-15</w:t>
       <w:br/>
       <w:br/>
     </w:r>

--- a/klagomål/A 3786-2022 FSC-klagomål.docx
+++ b/klagomål/A 3786-2022 FSC-klagomål.docx
@@ -843,7 +843,7 @@
     <w:r>
       <w:tab/>
       <w:tab/>
-      <w:t>2025-02-15</w:t>
+      <w:t>2025-02-16</w:t>
       <w:br/>
       <w:br/>
     </w:r>

--- a/klagomål/A 3786-2022 FSC-klagomål.docx
+++ b/klagomål/A 3786-2022 FSC-klagomål.docx
@@ -843,7 +843,7 @@
     <w:r>
       <w:tab/>
       <w:tab/>
-      <w:t>2025-02-16</w:t>
+      <w:t>2025-02-17</w:t>
       <w:br/>
       <w:br/>
     </w:r>

--- a/klagomål/A 3786-2022 FSC-klagomål.docx
+++ b/klagomål/A 3786-2022 FSC-klagomål.docx
@@ -843,7 +843,7 @@
     <w:r>
       <w:tab/>
       <w:tab/>
-      <w:t>2025-02-17</w:t>
+      <w:t>2025-02-18</w:t>
       <w:br/>
       <w:br/>
     </w:r>

--- a/klagomål/A 3786-2022 FSC-klagomål.docx
+++ b/klagomål/A 3786-2022 FSC-klagomål.docx
@@ -843,7 +843,7 @@
     <w:r>
       <w:tab/>
       <w:tab/>
-      <w:t>2025-02-18</w:t>
+      <w:t>2025-02-19</w:t>
       <w:br/>
       <w:br/>
     </w:r>

--- a/klagomål/A 3786-2022 FSC-klagomål.docx
+++ b/klagomål/A 3786-2022 FSC-klagomål.docx
@@ -843,7 +843,7 @@
     <w:r>
       <w:tab/>
       <w:tab/>
-      <w:t>2025-02-19</w:t>
+      <w:t>2025-02-20</w:t>
       <w:br/>
       <w:br/>
     </w:r>

--- a/klagomål/A 3786-2022 FSC-klagomål.docx
+++ b/klagomål/A 3786-2022 FSC-klagomål.docx
@@ -843,7 +843,7 @@
     <w:r>
       <w:tab/>
       <w:tab/>
-      <w:t>2025-02-20</w:t>
+      <w:t>2025-02-21</w:t>
       <w:br/>
       <w:br/>
     </w:r>

--- a/klagomål/A 3786-2022 FSC-klagomål.docx
+++ b/klagomål/A 3786-2022 FSC-klagomål.docx
@@ -843,7 +843,7 @@
     <w:r>
       <w:tab/>
       <w:tab/>
-      <w:t>2025-02-21</w:t>
+      <w:t>2025-02-22</w:t>
       <w:br/>
       <w:br/>
     </w:r>

--- a/klagomål/A 3786-2022 FSC-klagomål.docx
+++ b/klagomål/A 3786-2022 FSC-klagomål.docx
@@ -843,7 +843,7 @@
     <w:r>
       <w:tab/>
       <w:tab/>
-      <w:t>2025-02-22</w:t>
+      <w:t>2025-02-23</w:t>
       <w:br/>
       <w:br/>
     </w:r>

--- a/klagomål/A 3786-2022 FSC-klagomål.docx
+++ b/klagomål/A 3786-2022 FSC-klagomål.docx
@@ -843,7 +843,7 @@
     <w:r>
       <w:tab/>
       <w:tab/>
-      <w:t>2025-02-23</w:t>
+      <w:t>2025-02-24</w:t>
       <w:br/>
       <w:br/>
     </w:r>

--- a/klagomål/A 3786-2022 FSC-klagomål.docx
+++ b/klagomål/A 3786-2022 FSC-klagomål.docx
@@ -843,7 +843,7 @@
     <w:r>
       <w:tab/>
       <w:tab/>
-      <w:t>2025-02-24</w:t>
+      <w:t>2025-02-25</w:t>
       <w:br/>
       <w:br/>
     </w:r>

--- a/klagomål/A 3786-2022 FSC-klagomål.docx
+++ b/klagomål/A 3786-2022 FSC-klagomål.docx
@@ -843,7 +843,7 @@
     <w:r>
       <w:tab/>
       <w:tab/>
-      <w:t>2025-02-25</w:t>
+      <w:t>2025-02-26</w:t>
       <w:br/>
       <w:br/>
     </w:r>

--- a/klagomål/A 3786-2022 FSC-klagomål.docx
+++ b/klagomål/A 3786-2022 FSC-klagomål.docx
@@ -843,7 +843,7 @@
     <w:r>
       <w:tab/>
       <w:tab/>
-      <w:t>2025-02-26</w:t>
+      <w:t>2025-02-27</w:t>
       <w:br/>
       <w:br/>
     </w:r>

--- a/klagomål/A 3786-2022 FSC-klagomål.docx
+++ b/klagomål/A 3786-2022 FSC-klagomål.docx
@@ -843,7 +843,7 @@
     <w:r>
       <w:tab/>
       <w:tab/>
-      <w:t>2025-02-27</w:t>
+      <w:t>2025-02-28</w:t>
       <w:br/>
       <w:br/>
     </w:r>

--- a/klagomål/A 3786-2022 FSC-klagomål.docx
+++ b/klagomål/A 3786-2022 FSC-klagomål.docx
@@ -843,7 +843,7 @@
     <w:r>
       <w:tab/>
       <w:tab/>
-      <w:t>2025-02-28</w:t>
+      <w:t>2025-03-01</w:t>
       <w:br/>
       <w:br/>
     </w:r>

--- a/klagomål/A 3786-2022 FSC-klagomål.docx
+++ b/klagomål/A 3786-2022 FSC-klagomål.docx
@@ -843,7 +843,7 @@
     <w:r>
       <w:tab/>
       <w:tab/>
-      <w:t>2025-03-02</w:t>
+      <w:t>2025-03-03</w:t>
       <w:br/>
       <w:br/>
     </w:r>

--- a/klagomål/A 3786-2022 FSC-klagomål.docx
+++ b/klagomål/A 3786-2022 FSC-klagomål.docx
@@ -843,7 +843,7 @@
     <w:r>
       <w:tab/>
       <w:tab/>
-      <w:t>2025-03-03</w:t>
+      <w:t>2025-03-04</w:t>
       <w:br/>
       <w:br/>
     </w:r>

--- a/klagomål/A 3786-2022 FSC-klagomål.docx
+++ b/klagomål/A 3786-2022 FSC-klagomål.docx
@@ -843,7 +843,7 @@
     <w:r>
       <w:tab/>
       <w:tab/>
-      <w:t>2025-03-04</w:t>
+      <w:t>2025-03-05</w:t>
       <w:br/>
       <w:br/>
     </w:r>

--- a/klagomål/A 3786-2022 FSC-klagomål.docx
+++ b/klagomål/A 3786-2022 FSC-klagomål.docx
@@ -843,7 +843,7 @@
     <w:r>
       <w:tab/>
       <w:tab/>
-      <w:t>2025-03-05</w:t>
+      <w:t>2025-03-06</w:t>
       <w:br/>
       <w:br/>
     </w:r>

--- a/klagomål/A 3786-2022 FSC-klagomål.docx
+++ b/klagomål/A 3786-2022 FSC-klagomål.docx
@@ -843,7 +843,7 @@
     <w:r>
       <w:tab/>
       <w:tab/>
-      <w:t>2025-03-06</w:t>
+      <w:t>2025-03-07</w:t>
       <w:br/>
       <w:br/>
     </w:r>

--- a/klagomål/A 3786-2022 FSC-klagomål.docx
+++ b/klagomål/A 3786-2022 FSC-klagomål.docx
@@ -843,7 +843,7 @@
     <w:r>
       <w:tab/>
       <w:tab/>
-      <w:t>2025-03-07</w:t>
+      <w:t>2025-03-08</w:t>
       <w:br/>
       <w:br/>
     </w:r>

--- a/klagomål/A 3786-2022 FSC-klagomål.docx
+++ b/klagomål/A 3786-2022 FSC-klagomål.docx
@@ -843,7 +843,7 @@
     <w:r>
       <w:tab/>
       <w:tab/>
-      <w:t>2025-03-08</w:t>
+      <w:t>2025-03-09</w:t>
       <w:br/>
       <w:br/>
     </w:r>

--- a/klagomål/A 3786-2022 FSC-klagomål.docx
+++ b/klagomål/A 3786-2022 FSC-klagomål.docx
@@ -843,7 +843,7 @@
     <w:r>
       <w:tab/>
       <w:tab/>
-      <w:t>2025-03-09</w:t>
+      <w:t>2025-03-10</w:t>
       <w:br/>
       <w:br/>
     </w:r>

--- a/klagomål/A 3786-2022 FSC-klagomål.docx
+++ b/klagomål/A 3786-2022 FSC-klagomål.docx
@@ -843,7 +843,7 @@
     <w:r>
       <w:tab/>
       <w:tab/>
-      <w:t>2025-03-10</w:t>
+      <w:t>2025-03-11</w:t>
       <w:br/>
       <w:br/>
     </w:r>

--- a/klagomål/A 3786-2022 FSC-klagomål.docx
+++ b/klagomål/A 3786-2022 FSC-klagomål.docx
@@ -843,7 +843,7 @@
     <w:r>
       <w:tab/>
       <w:tab/>
-      <w:t>2025-03-11</w:t>
+      <w:t>2025-03-12</w:t>
       <w:br/>
       <w:br/>
     </w:r>

--- a/klagomål/A 3786-2022 FSC-klagomål.docx
+++ b/klagomål/A 3786-2022 FSC-klagomål.docx
@@ -843,7 +843,7 @@
     <w:r>
       <w:tab/>
       <w:tab/>
-      <w:t>2025-03-12</w:t>
+      <w:t>2025-03-13</w:t>
       <w:br/>
       <w:br/>
     </w:r>

--- a/klagomål/A 3786-2022 FSC-klagomål.docx
+++ b/klagomål/A 3786-2022 FSC-klagomål.docx
@@ -843,7 +843,7 @@
     <w:r>
       <w:tab/>
       <w:tab/>
-      <w:t>2025-03-13</w:t>
+      <w:t>2025-03-14</w:t>
       <w:br/>
       <w:br/>
     </w:r>

--- a/klagomål/A 3786-2022 FSC-klagomål.docx
+++ b/klagomål/A 3786-2022 FSC-klagomål.docx
@@ -843,7 +843,7 @@
     <w:r>
       <w:tab/>
       <w:tab/>
-      <w:t>2025-03-14</w:t>
+      <w:t>2025-03-15</w:t>
       <w:br/>
       <w:br/>
     </w:r>

--- a/klagomål/A 3786-2022 FSC-klagomål.docx
+++ b/klagomål/A 3786-2022 FSC-klagomål.docx
@@ -843,7 +843,7 @@
     <w:r>
       <w:tab/>
       <w:tab/>
-      <w:t>2025-03-15</w:t>
+      <w:t>2025-03-16</w:t>
       <w:br/>
       <w:br/>
     </w:r>

--- a/klagomål/A 3786-2022 FSC-klagomål.docx
+++ b/klagomål/A 3786-2022 FSC-klagomål.docx
@@ -843,7 +843,7 @@
     <w:r>
       <w:tab/>
       <w:tab/>
-      <w:t>2025-03-16</w:t>
+      <w:t>2025-03-17</w:t>
       <w:br/>
       <w:br/>
     </w:r>

--- a/klagomål/A 3786-2022 FSC-klagomål.docx
+++ b/klagomål/A 3786-2022 FSC-klagomål.docx
@@ -843,7 +843,7 @@
     <w:r>
       <w:tab/>
       <w:tab/>
-      <w:t>2025-03-17</w:t>
+      <w:t>2025-03-18</w:t>
       <w:br/>
       <w:br/>
     </w:r>

--- a/klagomål/A 3786-2022 FSC-klagomål.docx
+++ b/klagomål/A 3786-2022 FSC-klagomål.docx
@@ -843,7 +843,7 @@
     <w:r>
       <w:tab/>
       <w:tab/>
-      <w:t>2025-03-18</w:t>
+      <w:t>2025-03-19</w:t>
       <w:br/>
       <w:br/>
     </w:r>

--- a/klagomål/A 3786-2022 FSC-klagomål.docx
+++ b/klagomål/A 3786-2022 FSC-klagomål.docx
@@ -843,7 +843,7 @@
     <w:r>
       <w:tab/>
       <w:tab/>
-      <w:t>2025-03-19</w:t>
+      <w:t>2025-03-20</w:t>
       <w:br/>
       <w:br/>
     </w:r>

--- a/klagomål/A 3786-2022 FSC-klagomål.docx
+++ b/klagomål/A 3786-2022 FSC-klagomål.docx
@@ -843,7 +843,7 @@
     <w:r>
       <w:tab/>
       <w:tab/>
-      <w:t>2025-03-20</w:t>
+      <w:t>2025-03-21</w:t>
       <w:br/>
       <w:br/>
     </w:r>

--- a/klagomål/A 3786-2022 FSC-klagomål.docx
+++ b/klagomål/A 3786-2022 FSC-klagomål.docx
@@ -843,7 +843,7 @@
     <w:r>
       <w:tab/>
       <w:tab/>
-      <w:t>2025-03-21</w:t>
+      <w:t>2025-03-22</w:t>
       <w:br/>
       <w:br/>
     </w:r>

--- a/klagomål/A 3786-2022 FSC-klagomål.docx
+++ b/klagomål/A 3786-2022 FSC-klagomål.docx
@@ -843,7 +843,7 @@
     <w:r>
       <w:tab/>
       <w:tab/>
-      <w:t>2025-03-22</w:t>
+      <w:t>2025-03-23</w:t>
       <w:br/>
       <w:br/>
     </w:r>

--- a/klagomål/A 3786-2022 FSC-klagomål.docx
+++ b/klagomål/A 3786-2022 FSC-klagomål.docx
@@ -843,7 +843,7 @@
     <w:r>
       <w:tab/>
       <w:tab/>
-      <w:t>2025-03-23</w:t>
+      <w:t>2025-03-24</w:t>
       <w:br/>
       <w:br/>
     </w:r>

--- a/klagomål/A 3786-2022 FSC-klagomål.docx
+++ b/klagomål/A 3786-2022 FSC-klagomål.docx
@@ -843,7 +843,7 @@
     <w:r>
       <w:tab/>
       <w:tab/>
-      <w:t>2025-03-24</w:t>
+      <w:t>2025-03-25</w:t>
       <w:br/>
       <w:br/>
     </w:r>

--- a/klagomål/A 3786-2022 FSC-klagomål.docx
+++ b/klagomål/A 3786-2022 FSC-klagomål.docx
@@ -843,7 +843,7 @@
     <w:r>
       <w:tab/>
       <w:tab/>
-      <w:t>2025-03-25</w:t>
+      <w:t>2025-03-26</w:t>
       <w:br/>
       <w:br/>
     </w:r>

--- a/klagomål/A 3786-2022 FSC-klagomål.docx
+++ b/klagomål/A 3786-2022 FSC-klagomål.docx
@@ -843,7 +843,7 @@
     <w:r>
       <w:tab/>
       <w:tab/>
-      <w:t>2025-03-26</w:t>
+      <w:t>2025-03-27</w:t>
       <w:br/>
       <w:br/>
     </w:r>

--- a/klagomål/A 3786-2022 FSC-klagomål.docx
+++ b/klagomål/A 3786-2022 FSC-klagomål.docx
@@ -843,7 +843,7 @@
     <w:r>
       <w:tab/>
       <w:tab/>
-      <w:t>2025-03-27</w:t>
+      <w:t>2025-03-28</w:t>
       <w:br/>
       <w:br/>
     </w:r>

--- a/klagomål/A 3786-2022 FSC-klagomål.docx
+++ b/klagomål/A 3786-2022 FSC-klagomål.docx
@@ -843,7 +843,7 @@
     <w:r>
       <w:tab/>
       <w:tab/>
-      <w:t>2025-03-28</w:t>
+      <w:t>2025-03-29</w:t>
       <w:br/>
       <w:br/>
     </w:r>

--- a/klagomål/A 3786-2022 FSC-klagomål.docx
+++ b/klagomål/A 3786-2022 FSC-klagomål.docx
@@ -843,7 +843,7 @@
     <w:r>
       <w:tab/>
       <w:tab/>
-      <w:t>2025-04-02</w:t>
+      <w:t>2025-04-03</w:t>
       <w:br/>
       <w:br/>
     </w:r>

--- a/klagomål/A 3786-2022 FSC-klagomål.docx
+++ b/klagomål/A 3786-2022 FSC-klagomål.docx
@@ -843,7 +843,7 @@
     <w:r>
       <w:tab/>
       <w:tab/>
-      <w:t>2025-04-03</w:t>
+      <w:t>2025-04-05</w:t>
       <w:br/>
       <w:br/>
     </w:r>

--- a/klagomål/A 3786-2022 FSC-klagomål.docx
+++ b/klagomål/A 3786-2022 FSC-klagomål.docx
@@ -843,7 +843,7 @@
     <w:r>
       <w:tab/>
       <w:tab/>
-      <w:t>2025-04-05</w:t>
+      <w:t>2025-04-06</w:t>
       <w:br/>
       <w:br/>
     </w:r>

--- a/klagomål/A 3786-2022 FSC-klagomål.docx
+++ b/klagomål/A 3786-2022 FSC-klagomål.docx
@@ -843,7 +843,7 @@
     <w:r>
       <w:tab/>
       <w:tab/>
-      <w:t>2025-04-06</w:t>
+      <w:t>2025-04-07</w:t>
       <w:br/>
       <w:br/>
     </w:r>

--- a/klagomål/A 3786-2022 FSC-klagomål.docx
+++ b/klagomål/A 3786-2022 FSC-klagomål.docx
@@ -843,7 +843,7 @@
     <w:r>
       <w:tab/>
       <w:tab/>
-      <w:t>2025-04-07</w:t>
+      <w:t>2025-04-08</w:t>
       <w:br/>
       <w:br/>
     </w:r>

--- a/klagomål/A 3786-2022 FSC-klagomål.docx
+++ b/klagomål/A 3786-2022 FSC-klagomål.docx
@@ -843,7 +843,7 @@
     <w:r>
       <w:tab/>
       <w:tab/>
-      <w:t>2025-04-08</w:t>
+      <w:t>2025-04-09</w:t>
       <w:br/>
       <w:br/>
     </w:r>

--- a/klagomål/A 3786-2022 FSC-klagomål.docx
+++ b/klagomål/A 3786-2022 FSC-klagomål.docx
@@ -244,6 +244,17 @@
       </w:pPr>
       <w:r>
         <w:t>Figur 1. Fyndplatser för naturvårdsarter i det avverkningsanmälda området (röd linje). Markörer utan svart kant är placerade på fyndplatsen. Markörer med svart kant är placerade vid sidan av fyndplatsen och har ett svart streck som visar fyndplatsens exakta position. Kartans mittpunktskoordinat är N 7358854, E 733808 i SWEREF 99 TM.</w:t>
+      </w:r>
+    </w:p>
+    <w:p>
+      <w:r>
+        <w:rPr>
+          <w:b/>
+        </w:rPr>
+        <w:t>Tibast</w:t>
+      </w:r>
+      <w:r>
+        <w:t xml:space="preserve"> är en kalkgynnad buske som växer på mullrik, frisk eller svagt fuktig mark, exempelvis i gamla kalkgranskogar, lövträdslundar, varma källpåverkade sluttningar och exklusiva biotoper kopplade till vattendrag. Förekomster i gammal skog visar på höga naturvärden och bör alltid noteras i samband med naturvärdesinventeringar. Tibast är värdväxt för de två fjärilsarterna större tibastmal och brun tibastmal (CR) (SLU Artdatabanken, 2024; Nitare &amp; Skogsstyrelsen, 2019).</w:t>
       </w:r>
     </w:p>
     <w:p>
@@ -605,7 +616,7 @@
     </w:p>
     <w:p>
       <w:r>
-        <w:t xml:space="preserve">Talltita är rödlistad som NT, fridlyst och prioriterad art i Skogsvårdslagen. Den omfattas av EU:s fågeldirektiv. Arten har minskat kraftigt de senaste 30 åren och minskningstakten innevarande 10-årsperiod beräknas till 20 (10–30) % (SLU Artdatabanken, 2022). </w:t>
+        <w:t>Talltita är rödlistad som NT, fridlyst och prioriterad art i Skogsvårdslagen. Den omfattas av EU:s fågeldirektiv. Arten har minskat kraftigt de senaste 30 åren och minskningstakten innevarande 10-årsperiod beräknas till 20 (10–30) % (SLU Artdatabanken, 2022).</w:t>
       </w:r>
     </w:p>
     <w:p>
@@ -642,7 +653,7 @@
         <w:t xml:space="preserve">Differential demographic responses of sympatric Parids to vegetation management in boreal forest. </w:t>
       </w:r>
       <w:r>
-        <w:t xml:space="preserve">For. Ecol. Manage. 319, 169–175. </w:t>
+        <w:t>For. Ecol. Manage. 319, 169–175.</w:t>
       </w:r>
     </w:p>
     <w:p>
@@ -656,7 +667,7 @@
         <w:t xml:space="preserve">Coherence, composition and territories of winter social groups of the Willow Tit Parus montanus and the Crested Tit P. cristatus. </w:t>
       </w:r>
       <w:r>
-        <w:t xml:space="preserve">Ornis Scandinavica, 10, pp 56–68 </w:t>
+        <w:t>Ornis Scandinavica, 10, pp 56–68</w:t>
       </w:r>
     </w:p>
     <w:p>
@@ -670,7 +681,7 @@
         <w:t xml:space="preserve">Impact of forestry practices on fitness correlates and population productivity in an open-nesting bird species. </w:t>
       </w:r>
       <w:r>
-        <w:t xml:space="preserve">Conserv. Biol. 21, 767–774. https://doi.org/10.1111/j.1523- 1739.2007.00675.x </w:t>
+        <w:t>Conserv. Biol. 21, 767–774. https://doi.org/10.1111/j.1523- 1739.2007.00675.x</w:t>
       </w:r>
     </w:p>
     <w:p>
@@ -843,7 +854,7 @@
     <w:r>
       <w:tab/>
       <w:tab/>
-      <w:t>2025-04-09</w:t>
+      <w:t>2025-04-10</w:t>
       <w:br/>
       <w:br/>
     </w:r>

--- a/klagomål/A 3786-2022 FSC-klagomål.docx
+++ b/klagomål/A 3786-2022 FSC-klagomål.docx
@@ -854,7 +854,7 @@
     <w:r>
       <w:tab/>
       <w:tab/>
-      <w:t>2025-04-10</w:t>
+      <w:t>2025-04-11</w:t>
       <w:br/>
       <w:br/>
     </w:r>

--- a/klagomål/A 3786-2022 FSC-klagomål.docx
+++ b/klagomål/A 3786-2022 FSC-klagomål.docx
@@ -854,7 +854,7 @@
     <w:r>
       <w:tab/>
       <w:tab/>
-      <w:t>2025-04-11</w:t>
+      <w:t>2025-04-12</w:t>
       <w:br/>
       <w:br/>
     </w:r>

--- a/klagomål/A 3786-2022 FSC-klagomål.docx
+++ b/klagomål/A 3786-2022 FSC-klagomål.docx
@@ -854,7 +854,7 @@
     <w:r>
       <w:tab/>
       <w:tab/>
-      <w:t>2025-04-12</w:t>
+      <w:t>2025-04-13</w:t>
       <w:br/>
       <w:br/>
     </w:r>

--- a/klagomål/A 3786-2022 FSC-klagomål.docx
+++ b/klagomål/A 3786-2022 FSC-klagomål.docx
@@ -854,7 +854,7 @@
     <w:r>
       <w:tab/>
       <w:tab/>
-      <w:t>2025-04-13</w:t>
+      <w:t>2025-04-14</w:t>
       <w:br/>
       <w:br/>
     </w:r>

--- a/klagomål/A 3786-2022 FSC-klagomål.docx
+++ b/klagomål/A 3786-2022 FSC-klagomål.docx
@@ -854,7 +854,7 @@
     <w:r>
       <w:tab/>
       <w:tab/>
-      <w:t>2025-04-14</w:t>
+      <w:t>2025-04-15</w:t>
       <w:br/>
       <w:br/>
     </w:r>

--- a/klagomål/A 3786-2022 FSC-klagomål.docx
+++ b/klagomål/A 3786-2022 FSC-klagomål.docx
@@ -854,7 +854,7 @@
     <w:r>
       <w:tab/>
       <w:tab/>
-      <w:t>2025-04-15</w:t>
+      <w:t>2025-04-16</w:t>
       <w:br/>
       <w:br/>
     </w:r>

--- a/klagomål/A 3786-2022 FSC-klagomål.docx
+++ b/klagomål/A 3786-2022 FSC-klagomål.docx
@@ -854,7 +854,7 @@
     <w:r>
       <w:tab/>
       <w:tab/>
-      <w:t>2025-04-16</w:t>
+      <w:t>2025-04-17</w:t>
       <w:br/>
       <w:br/>
     </w:r>

--- a/klagomål/A 3786-2022 FSC-klagomål.docx
+++ b/klagomål/A 3786-2022 FSC-klagomål.docx
@@ -854,7 +854,7 @@
     <w:r>
       <w:tab/>
       <w:tab/>
-      <w:t>2025-04-17</w:t>
+      <w:t>2025-04-18</w:t>
       <w:br/>
       <w:br/>
     </w:r>

--- a/klagomål/A 3786-2022 FSC-klagomål.docx
+++ b/klagomål/A 3786-2022 FSC-klagomål.docx
@@ -854,7 +854,7 @@
     <w:r>
       <w:tab/>
       <w:tab/>
-      <w:t>2025-04-18</w:t>
+      <w:t>2025-04-19</w:t>
       <w:br/>
       <w:br/>
     </w:r>

--- a/klagomål/A 3786-2022 FSC-klagomål.docx
+++ b/klagomål/A 3786-2022 FSC-klagomål.docx
@@ -854,7 +854,7 @@
     <w:r>
       <w:tab/>
       <w:tab/>
-      <w:t>2025-05-03</w:t>
+      <w:t>2025-05-04</w:t>
       <w:br/>
       <w:br/>
     </w:r>

--- a/klagomål/A 3786-2022 FSC-klagomål.docx
+++ b/klagomål/A 3786-2022 FSC-klagomål.docx
@@ -854,7 +854,7 @@
     <w:r>
       <w:tab/>
       <w:tab/>
-      <w:t>2025-05-04</w:t>
+      <w:t>2025-05-06</w:t>
       <w:br/>
       <w:br/>
     </w:r>

--- a/klagomål/A 3786-2022 FSC-klagomål.docx
+++ b/klagomål/A 3786-2022 FSC-klagomål.docx
@@ -854,7 +854,7 @@
     <w:r>
       <w:tab/>
       <w:tab/>
-      <w:t>2025-05-06</w:t>
+      <w:t>2025-05-07</w:t>
       <w:br/>
       <w:br/>
     </w:r>

--- a/klagomål/A 3786-2022 FSC-klagomål.docx
+++ b/klagomål/A 3786-2022 FSC-klagomål.docx
@@ -854,7 +854,7 @@
     <w:r>
       <w:tab/>
       <w:tab/>
-      <w:t>2025-05-07</w:t>
+      <w:t>2025-05-08</w:t>
       <w:br/>
       <w:br/>
     </w:r>

--- a/klagomål/A 3786-2022 FSC-klagomål.docx
+++ b/klagomål/A 3786-2022 FSC-klagomål.docx
@@ -854,7 +854,7 @@
     <w:r>
       <w:tab/>
       <w:tab/>
-      <w:t>2025-05-08</w:t>
+      <w:t>2025-05-09</w:t>
       <w:br/>
       <w:br/>
     </w:r>

--- a/klagomål/A 3786-2022 FSC-klagomål.docx
+++ b/klagomål/A 3786-2022 FSC-klagomål.docx
@@ -854,7 +854,7 @@
     <w:r>
       <w:tab/>
       <w:tab/>
-      <w:t>2025-05-09</w:t>
+      <w:t>2025-05-10</w:t>
       <w:br/>
       <w:br/>
     </w:r>

--- a/klagomål/A 3786-2022 FSC-klagomål.docx
+++ b/klagomål/A 3786-2022 FSC-klagomål.docx
@@ -854,7 +854,7 @@
     <w:r>
       <w:tab/>
       <w:tab/>
-      <w:t>2025-05-10</w:t>
+      <w:t>2025-05-11</w:t>
       <w:br/>
       <w:br/>
     </w:r>

--- a/klagomål/A 3786-2022 FSC-klagomål.docx
+++ b/klagomål/A 3786-2022 FSC-klagomål.docx
@@ -854,7 +854,7 @@
     <w:r>
       <w:tab/>
       <w:tab/>
-      <w:t>2025-05-11</w:t>
+      <w:t>2025-05-12</w:t>
       <w:br/>
       <w:br/>
     </w:r>

--- a/klagomål/A 3786-2022 FSC-klagomål.docx
+++ b/klagomål/A 3786-2022 FSC-klagomål.docx
@@ -854,7 +854,7 @@
     <w:r>
       <w:tab/>
       <w:tab/>
-      <w:t>2025-05-12</w:t>
+      <w:t>2025-05-13</w:t>
       <w:br/>
       <w:br/>
     </w:r>

--- a/klagomål/A 3786-2022 FSC-klagomål.docx
+++ b/klagomål/A 3786-2022 FSC-klagomål.docx
@@ -854,7 +854,7 @@
     <w:r>
       <w:tab/>
       <w:tab/>
-      <w:t>2025-05-13</w:t>
+      <w:t>2025-05-14</w:t>
       <w:br/>
       <w:br/>
     </w:r>

--- a/klagomål/A 3786-2022 FSC-klagomål.docx
+++ b/klagomål/A 3786-2022 FSC-klagomål.docx
@@ -854,7 +854,7 @@
     <w:r>
       <w:tab/>
       <w:tab/>
-      <w:t>2025-05-14</w:t>
+      <w:t>2025-05-15</w:t>
       <w:br/>
       <w:br/>
     </w:r>

--- a/klagomål/A 3786-2022 FSC-klagomål.docx
+++ b/klagomål/A 3786-2022 FSC-klagomål.docx
@@ -854,7 +854,7 @@
     <w:r>
       <w:tab/>
       <w:tab/>
-      <w:t>2025-05-15</w:t>
+      <w:t>2025-05-16</w:t>
       <w:br/>
       <w:br/>
     </w:r>

--- a/klagomål/A 3786-2022 FSC-klagomål.docx
+++ b/klagomål/A 3786-2022 FSC-klagomål.docx
@@ -854,7 +854,7 @@
     <w:r>
       <w:tab/>
       <w:tab/>
-      <w:t>2025-05-16</w:t>
+      <w:t>2025-05-17</w:t>
       <w:br/>
       <w:br/>
     </w:r>

--- a/klagomål/A 3786-2022 FSC-klagomål.docx
+++ b/klagomål/A 3786-2022 FSC-klagomål.docx
@@ -854,7 +854,7 @@
     <w:r>
       <w:tab/>
       <w:tab/>
-      <w:t>2025-05-17</w:t>
+      <w:t>2025-05-18</w:t>
       <w:br/>
       <w:br/>
     </w:r>

--- a/klagomål/A 3786-2022 FSC-klagomål.docx
+++ b/klagomål/A 3786-2022 FSC-klagomål.docx
@@ -854,7 +854,7 @@
     <w:r>
       <w:tab/>
       <w:tab/>
-      <w:t>2025-05-18</w:t>
+      <w:t>2025-05-19</w:t>
       <w:br/>
       <w:br/>
     </w:r>

--- a/klagomål/A 3786-2022 FSC-klagomål.docx
+++ b/klagomål/A 3786-2022 FSC-klagomål.docx
@@ -854,7 +854,7 @@
     <w:r>
       <w:tab/>
       <w:tab/>
-      <w:t>2025-05-19</w:t>
+      <w:t>2025-05-20</w:t>
       <w:br/>
       <w:br/>
     </w:r>

--- a/klagomål/A 3786-2022 FSC-klagomål.docx
+++ b/klagomål/A 3786-2022 FSC-klagomål.docx
@@ -854,7 +854,7 @@
     <w:r>
       <w:tab/>
       <w:tab/>
-      <w:t>2025-05-20</w:t>
+      <w:t>2025-05-21</w:t>
       <w:br/>
       <w:br/>
     </w:r>

--- a/klagomål/A 3786-2022 FSC-klagomål.docx
+++ b/klagomål/A 3786-2022 FSC-klagomål.docx
@@ -854,7 +854,7 @@
     <w:r>
       <w:tab/>
       <w:tab/>
-      <w:t>2025-05-21</w:t>
+      <w:t>2025-05-22</w:t>
       <w:br/>
       <w:br/>
     </w:r>

--- a/klagomål/A 3786-2022 FSC-klagomål.docx
+++ b/klagomål/A 3786-2022 FSC-klagomål.docx
@@ -854,7 +854,7 @@
     <w:r>
       <w:tab/>
       <w:tab/>
-      <w:t>2025-05-22</w:t>
+      <w:t>2025-05-23</w:t>
       <w:br/>
       <w:br/>
     </w:r>

--- a/klagomål/A 3786-2022 FSC-klagomål.docx
+++ b/klagomål/A 3786-2022 FSC-klagomål.docx
@@ -854,7 +854,7 @@
     <w:r>
       <w:tab/>
       <w:tab/>
-      <w:t>2025-05-23</w:t>
+      <w:t>2025-05-24</w:t>
       <w:br/>
       <w:br/>
     </w:r>

--- a/klagomål/A 3786-2022 FSC-klagomål.docx
+++ b/klagomål/A 3786-2022 FSC-klagomål.docx
@@ -854,7 +854,7 @@
     <w:r>
       <w:tab/>
       <w:tab/>
-      <w:t>2025-05-24</w:t>
+      <w:t>2025-05-25</w:t>
       <w:br/>
       <w:br/>
     </w:r>

--- a/klagomål/A 3786-2022 FSC-klagomål.docx
+++ b/klagomål/A 3786-2022 FSC-klagomål.docx
@@ -854,7 +854,7 @@
     <w:r>
       <w:tab/>
       <w:tab/>
-      <w:t>2025-05-25</w:t>
+      <w:t>2025-05-26</w:t>
       <w:br/>
       <w:br/>
     </w:r>

--- a/klagomål/A 3786-2022 FSC-klagomål.docx
+++ b/klagomål/A 3786-2022 FSC-klagomål.docx
@@ -854,7 +854,7 @@
     <w:r>
       <w:tab/>
       <w:tab/>
-      <w:t>2025-05-26</w:t>
+      <w:t>2025-05-27</w:t>
       <w:br/>
       <w:br/>
     </w:r>

--- a/klagomål/A 3786-2022 FSC-klagomål.docx
+++ b/klagomål/A 3786-2022 FSC-klagomål.docx
@@ -854,7 +854,7 @@
     <w:r>
       <w:tab/>
       <w:tab/>
-      <w:t>2025-05-27</w:t>
+      <w:t>2025-05-30</w:t>
       <w:br/>
       <w:br/>
     </w:r>

--- a/klagomål/A 3786-2022 FSC-klagomål.docx
+++ b/klagomål/A 3786-2022 FSC-klagomål.docx
@@ -854,7 +854,7 @@
     <w:r>
       <w:tab/>
       <w:tab/>
-      <w:t>2025-05-30</w:t>
+      <w:t>2025-06-01</w:t>
       <w:br/>
       <w:br/>
     </w:r>

--- a/klagomål/A 3786-2022 FSC-klagomål.docx
+++ b/klagomål/A 3786-2022 FSC-klagomål.docx
@@ -854,7 +854,7 @@
     <w:r>
       <w:tab/>
       <w:tab/>
-      <w:t>2025-06-01</w:t>
+      <w:t>2025-06-02</w:t>
       <w:br/>
       <w:br/>
     </w:r>

--- a/klagomål/A 3786-2022 FSC-klagomål.docx
+++ b/klagomål/A 3786-2022 FSC-klagomål.docx
@@ -854,7 +854,7 @@
     <w:r>
       <w:tab/>
       <w:tab/>
-      <w:t>2025-06-02</w:t>
+      <w:t>2025-06-03</w:t>
       <w:br/>
       <w:br/>
     </w:r>

--- a/klagomål/A 3786-2022 FSC-klagomål.docx
+++ b/klagomål/A 3786-2022 FSC-klagomål.docx
@@ -854,7 +854,7 @@
     <w:r>
       <w:tab/>
       <w:tab/>
-      <w:t>2025-06-03</w:t>
+      <w:t>2025-06-04</w:t>
       <w:br/>
       <w:br/>
     </w:r>

--- a/klagomål/A 3786-2022 FSC-klagomål.docx
+++ b/klagomål/A 3786-2022 FSC-klagomål.docx
@@ -854,7 +854,7 @@
     <w:r>
       <w:tab/>
       <w:tab/>
-      <w:t>2025-06-04</w:t>
+      <w:t>2025-06-05</w:t>
       <w:br/>
       <w:br/>
     </w:r>

--- a/klagomål/A 3786-2022 FSC-klagomål.docx
+++ b/klagomål/A 3786-2022 FSC-klagomål.docx
@@ -854,7 +854,7 @@
     <w:r>
       <w:tab/>
       <w:tab/>
-      <w:t>2025-06-13</w:t>
+      <w:t>2025-06-15</w:t>
       <w:br/>
       <w:br/>
     </w:r>

--- a/klagomål/A 3786-2022 FSC-klagomål.docx
+++ b/klagomål/A 3786-2022 FSC-klagomål.docx
@@ -854,7 +854,7 @@
     <w:r>
       <w:tab/>
       <w:tab/>
-      <w:t>2025-06-15</w:t>
+      <w:t>2025-06-16</w:t>
       <w:br/>
       <w:br/>
     </w:r>

--- a/klagomål/A 3786-2022 FSC-klagomål.docx
+++ b/klagomål/A 3786-2022 FSC-klagomål.docx
@@ -854,7 +854,7 @@
     <w:r>
       <w:tab/>
       <w:tab/>
-      <w:t>2025-06-16</w:t>
+      <w:t>2025-06-17</w:t>
       <w:br/>
       <w:br/>
     </w:r>

--- a/klagomål/A 3786-2022 FSC-klagomål.docx
+++ b/klagomål/A 3786-2022 FSC-klagomål.docx
@@ -854,7 +854,7 @@
     <w:r>
       <w:tab/>
       <w:tab/>
-      <w:t>2025-06-17</w:t>
+      <w:t>2025-06-18</w:t>
       <w:br/>
       <w:br/>
     </w:r>

--- a/klagomål/A 3786-2022 FSC-klagomål.docx
+++ b/klagomål/A 3786-2022 FSC-klagomål.docx
@@ -854,7 +854,7 @@
     <w:r>
       <w:tab/>
       <w:tab/>
-      <w:t>2025-06-18</w:t>
+      <w:t>2025-06-19</w:t>
       <w:br/>
       <w:br/>
     </w:r>

--- a/klagomål/A 3786-2022 FSC-klagomål.docx
+++ b/klagomål/A 3786-2022 FSC-klagomål.docx
@@ -854,7 +854,7 @@
     <w:r>
       <w:tab/>
       <w:tab/>
-      <w:t>2025-06-19</w:t>
+      <w:t>2025-06-20</w:t>
       <w:br/>
       <w:br/>
     </w:r>

--- a/klagomål/A 3786-2022 FSC-klagomål.docx
+++ b/klagomål/A 3786-2022 FSC-klagomål.docx
@@ -854,7 +854,7 @@
     <w:r>
       <w:tab/>
       <w:tab/>
-      <w:t>2025-06-20</w:t>
+      <w:t>2025-06-21</w:t>
       <w:br/>
       <w:br/>
     </w:r>

--- a/klagomål/A 3786-2022 FSC-klagomål.docx
+++ b/klagomål/A 3786-2022 FSC-klagomål.docx
@@ -854,7 +854,7 @@
     <w:r>
       <w:tab/>
       <w:tab/>
-      <w:t>2025-06-21</w:t>
+      <w:t>2025-06-22</w:t>
       <w:br/>
       <w:br/>
     </w:r>

--- a/klagomål/A 3786-2022 FSC-klagomål.docx
+++ b/klagomål/A 3786-2022 FSC-klagomål.docx
@@ -854,7 +854,7 @@
     <w:r>
       <w:tab/>
       <w:tab/>
-      <w:t>2025-06-22</w:t>
+      <w:t>2025-06-23</w:t>
       <w:br/>
       <w:br/>
     </w:r>

--- a/klagomål/A 3786-2022 FSC-klagomål.docx
+++ b/klagomål/A 3786-2022 FSC-klagomål.docx
@@ -854,7 +854,7 @@
     <w:r>
       <w:tab/>
       <w:tab/>
-      <w:t>2025-06-23</w:t>
+      <w:t>2025-06-24</w:t>
       <w:br/>
       <w:br/>
     </w:r>

--- a/klagomål/A 3786-2022 FSC-klagomål.docx
+++ b/klagomål/A 3786-2022 FSC-klagomål.docx
@@ -854,7 +854,7 @@
     <w:r>
       <w:tab/>
       <w:tab/>
-      <w:t>2025-06-24</w:t>
+      <w:t>2025-06-25</w:t>
       <w:br/>
       <w:br/>
     </w:r>

--- a/klagomål/A 3786-2022 FSC-klagomål.docx
+++ b/klagomål/A 3786-2022 FSC-klagomål.docx
@@ -854,7 +854,7 @@
     <w:r>
       <w:tab/>
       <w:tab/>
-      <w:t>2025-06-25</w:t>
+      <w:t>2025-06-26</w:t>
       <w:br/>
       <w:br/>
     </w:r>

--- a/klagomål/A 3786-2022 FSC-klagomål.docx
+++ b/klagomål/A 3786-2022 FSC-klagomål.docx
@@ -854,7 +854,7 @@
     <w:r>
       <w:tab/>
       <w:tab/>
-      <w:t>2025-06-26</w:t>
+      <w:t>2025-06-27</w:t>
       <w:br/>
       <w:br/>
     </w:r>

--- a/klagomål/A 3786-2022 FSC-klagomål.docx
+++ b/klagomål/A 3786-2022 FSC-klagomål.docx
@@ -854,7 +854,7 @@
     <w:r>
       <w:tab/>
       <w:tab/>
-      <w:t>2025-06-27</w:t>
+      <w:t>2025-06-28</w:t>
       <w:br/>
       <w:br/>
     </w:r>

--- a/klagomål/A 3786-2022 FSC-klagomål.docx
+++ b/klagomål/A 3786-2022 FSC-klagomål.docx
@@ -854,7 +854,7 @@
     <w:r>
       <w:tab/>
       <w:tab/>
-      <w:t>2025-06-28</w:t>
+      <w:t>2025-06-29</w:t>
       <w:br/>
       <w:br/>
     </w:r>

--- a/klagomål/A 3786-2022 FSC-klagomål.docx
+++ b/klagomål/A 3786-2022 FSC-klagomål.docx
@@ -854,7 +854,7 @@
     <w:r>
       <w:tab/>
       <w:tab/>
-      <w:t>2025-06-29</w:t>
+      <w:t>2025-06-30</w:t>
       <w:br/>
       <w:br/>
     </w:r>

--- a/klagomål/A 3786-2022 FSC-klagomål.docx
+++ b/klagomål/A 3786-2022 FSC-klagomål.docx
@@ -854,7 +854,7 @@
     <w:r>
       <w:tab/>
       <w:tab/>
-      <w:t>2025-06-30</w:t>
+      <w:t>2025-07-01</w:t>
       <w:br/>
       <w:br/>
     </w:r>

--- a/klagomål/A 3786-2022 FSC-klagomål.docx
+++ b/klagomål/A 3786-2022 FSC-klagomål.docx
@@ -854,7 +854,7 @@
     <w:r>
       <w:tab/>
       <w:tab/>
-      <w:t>2025-07-01</w:t>
+      <w:t>2025-07-02</w:t>
       <w:br/>
       <w:br/>
     </w:r>

--- a/klagomål/A 3786-2022 FSC-klagomål.docx
+++ b/klagomål/A 3786-2022 FSC-klagomål.docx
@@ -854,7 +854,7 @@
     <w:r>
       <w:tab/>
       <w:tab/>
-      <w:t>2025-07-02</w:t>
+      <w:t>2025-07-03</w:t>
       <w:br/>
       <w:br/>
     </w:r>

--- a/klagomål/A 3786-2022 FSC-klagomål.docx
+++ b/klagomål/A 3786-2022 FSC-klagomål.docx
@@ -854,7 +854,7 @@
     <w:r>
       <w:tab/>
       <w:tab/>
-      <w:t>2025-07-03</w:t>
+      <w:t>2025-07-04</w:t>
       <w:br/>
       <w:br/>
     </w:r>

--- a/klagomål/A 3786-2022 FSC-klagomål.docx
+++ b/klagomål/A 3786-2022 FSC-klagomål.docx
@@ -854,7 +854,7 @@
     <w:r>
       <w:tab/>
       <w:tab/>
-      <w:t>2025-07-04</w:t>
+      <w:t>2025-07-05</w:t>
       <w:br/>
       <w:br/>
     </w:r>

--- a/klagomål/A 3786-2022 FSC-klagomål.docx
+++ b/klagomål/A 3786-2022 FSC-klagomål.docx
@@ -854,7 +854,7 @@
     <w:r>
       <w:tab/>
       <w:tab/>
-      <w:t>2025-07-05</w:t>
+      <w:t>2025-07-06</w:t>
       <w:br/>
       <w:br/>
     </w:r>

--- a/klagomål/A 3786-2022 FSC-klagomål.docx
+++ b/klagomål/A 3786-2022 FSC-klagomål.docx
@@ -854,7 +854,7 @@
     <w:r>
       <w:tab/>
       <w:tab/>
-      <w:t>2025-07-06</w:t>
+      <w:t>2025-07-07</w:t>
       <w:br/>
       <w:br/>
     </w:r>

--- a/klagomål/A 3786-2022 FSC-klagomål.docx
+++ b/klagomål/A 3786-2022 FSC-klagomål.docx
@@ -854,7 +854,7 @@
     <w:r>
       <w:tab/>
       <w:tab/>
-      <w:t>2025-07-07</w:t>
+      <w:t>2025-07-08</w:t>
       <w:br/>
       <w:br/>
     </w:r>

--- a/klagomål/A 3786-2022 FSC-klagomål.docx
+++ b/klagomål/A 3786-2022 FSC-klagomål.docx
@@ -854,7 +854,7 @@
     <w:r>
       <w:tab/>
       <w:tab/>
-      <w:t>2025-07-08</w:t>
+      <w:t>2025-07-09</w:t>
       <w:br/>
       <w:br/>
     </w:r>

--- a/klagomål/A 3786-2022 FSC-klagomål.docx
+++ b/klagomål/A 3786-2022 FSC-klagomål.docx
@@ -854,7 +854,7 @@
     <w:r>
       <w:tab/>
       <w:tab/>
-      <w:t>2025-07-09</w:t>
+      <w:t>2025-07-11</w:t>
       <w:br/>
       <w:br/>
     </w:r>

--- a/klagomål/A 3786-2022 FSC-klagomål.docx
+++ b/klagomål/A 3786-2022 FSC-klagomål.docx
@@ -854,7 +854,7 @@
     <w:r>
       <w:tab/>
       <w:tab/>
-      <w:t>2025-07-11</w:t>
+      <w:t>2025-07-12</w:t>
       <w:br/>
       <w:br/>
     </w:r>

--- a/klagomål/A 3786-2022 FSC-klagomål.docx
+++ b/klagomål/A 3786-2022 FSC-klagomål.docx
@@ -854,7 +854,7 @@
     <w:r>
       <w:tab/>
       <w:tab/>
-      <w:t>2025-07-12</w:t>
+      <w:t>2025-07-13</w:t>
       <w:br/>
       <w:br/>
     </w:r>

--- a/klagomål/A 3786-2022 FSC-klagomål.docx
+++ b/klagomål/A 3786-2022 FSC-klagomål.docx
@@ -854,7 +854,7 @@
     <w:r>
       <w:tab/>
       <w:tab/>
-      <w:t>2025-07-13</w:t>
+      <w:t>2025-07-14</w:t>
       <w:br/>
       <w:br/>
     </w:r>

--- a/klagomål/A 3786-2022 FSC-klagomål.docx
+++ b/klagomål/A 3786-2022 FSC-klagomål.docx
@@ -854,7 +854,7 @@
     <w:r>
       <w:tab/>
       <w:tab/>
-      <w:t>2025-08-06</w:t>
+      <w:t>2025-08-09</w:t>
       <w:br/>
       <w:br/>
     </w:r>
